--- a/tillsyn/A 43878-2025 tillsynsbegäran.docx
+++ b/tillsyn/A 43878-2025 tillsynsbegäran.docx
@@ -575,7 +575,7 @@
     <w:r>
       <w:tab/>
       <w:tab/>
-      <w:t>2025-09-13</w:t>
+      <w:t>2025-09-14</w:t>
       <w:br/>
       <w:br/>
     </w:r>

--- a/tillsyn/A 43878-2025 tillsynsbegäran.docx
+++ b/tillsyn/A 43878-2025 tillsynsbegäran.docx
@@ -136,7 +136,25 @@
         <w:t>Knärot (VU, §8)</w:t>
       </w:r>
       <w:r>
-        <w:t xml:space="preserve"> är rödlistad som sårbar och fridlyst enligt 8§ artskyddsförordningen. En nyligen genomförd analys av 79 floraväktarlokaler indikerar att det behövs någonstans mellan 100 och 150 meters skyddszon för att en knärotspopulation inte ska dö ut på lång sikt (Sebestyén &amp; Sundberg, 2025). Detta ligger väl i linje med tidigare genomförda studier som visar att det krävs väl tilltagna buffertzoner för att knäroten inte ska ta skada av skogsbruksåtgärder i intilliggande skog (Johnson, 2014; Koelmeijer m.fl., 2022; Skogsstyrelsen, 2022). Arten är även känslig för gallring vilket framgår av Skogsstyrelsens egen vägledning för hänsyn till knärot (Skogsstyrelsen, 2022). För rika förekomster av knärot är reservatsbildning eller biotopskydd lämpliga åtgärder för att skydda den (SLU Artdatabanken, 2024).</w:t>
+        <w:t xml:space="preserve"> är rödlistad som sårbar och fridlyst enligt 8§ artskyddsförordningen. En nyligen genomförd analys av 79 floraväktarlokaler indikerar att det behövs någonstans mellan 100 och 150 meters skyddszon för att en knärotspopulation inte ska dö ut på lång sikt (Sebestyén &amp; Sundberg, 2025). Detta ligger väl i linje med tidigare genomförda studier som visar att det krävs väl tilltagna buffertzoner för att knäroten inte ska ta skada av skogsbruksåtgärder i intilliggande skog (Johnson, 2014; Koelmeijer m.fl., 2022; Skogsstyrelsen, 2022). Arten är även känslig för gallring vilket framgår av Skogsstyrelsens egen vägledning för hänsyn till knärot (Skogsstyrelsen, 2022). För rika förekomster av knärot är reservatsbildning eller biotopskydd lämpliga åtgärder för att skydda den. På knärot kan den sällsynta rostsvampen </w:t>
+      </w:r>
+      <w:r>
+        <w:rPr>
+          <w:i/>
+        </w:rPr>
+        <w:t>Pucciniastrum goodyerae</w:t>
+      </w:r>
+      <w:r>
+        <w:t xml:space="preserve"> påträffas. </w:t>
+      </w:r>
+      <w:r>
+        <w:rPr>
+          <w:i/>
+        </w:rPr>
+        <w:t>Pucciniastrum goodyerae</w:t>
+      </w:r>
+      <w:r>
+        <w:t xml:space="preserve"> är klassad som NE (ej bedömd) i rödlistan(SLU Artdatabanken, 2024).</w:t>
       </w:r>
     </w:p>
     <w:p>
@@ -575,7 +593,7 @@
     <w:r>
       <w:tab/>
       <w:tab/>
-      <w:t>2025-09-14</w:t>
+      <w:t>2025-09-15</w:t>
       <w:br/>
       <w:br/>
     </w:r>

--- a/tillsyn/A 43878-2025 tillsynsbegäran.docx
+++ b/tillsyn/A 43878-2025 tillsynsbegäran.docx
@@ -593,7 +593,7 @@
     <w:r>
       <w:tab/>
       <w:tab/>
-      <w:t>2025-09-15</w:t>
+      <w:t>2025-09-16</w:t>
       <w:br/>
       <w:br/>
     </w:r>

--- a/tillsyn/A 43878-2025 tillsynsbegäran.docx
+++ b/tillsyn/A 43878-2025 tillsynsbegäran.docx
@@ -593,7 +593,7 @@
     <w:r>
       <w:tab/>
       <w:tab/>
-      <w:t>2025-09-16</w:t>
+      <w:t>2025-09-17</w:t>
       <w:br/>
       <w:br/>
     </w:r>

--- a/tillsyn/A 43878-2025 tillsynsbegäran.docx
+++ b/tillsyn/A 43878-2025 tillsynsbegäran.docx
@@ -593,7 +593,7 @@
     <w:r>
       <w:tab/>
       <w:tab/>
-      <w:t>2025-09-17</w:t>
+      <w:t>2025-09-18</w:t>
       <w:br/>
       <w:br/>
     </w:r>

--- a/tillsyn/A 43878-2025 tillsynsbegäran.docx
+++ b/tillsyn/A 43878-2025 tillsynsbegäran.docx
@@ -593,7 +593,7 @@
     <w:r>
       <w:tab/>
       <w:tab/>
-      <w:t>2025-09-18</w:t>
+      <w:t>2025-09-22</w:t>
       <w:br/>
       <w:br/>
     </w:r>

--- a/tillsyn/A 43878-2025 tillsynsbegäran.docx
+++ b/tillsyn/A 43878-2025 tillsynsbegäran.docx
@@ -593,7 +593,7 @@
     <w:r>
       <w:tab/>
       <w:tab/>
-      <w:t>2025-09-22</w:t>
+      <w:t>2025-09-23</w:t>
       <w:br/>
       <w:br/>
     </w:r>

--- a/tillsyn/A 43878-2025 tillsynsbegäran.docx
+++ b/tillsyn/A 43878-2025 tillsynsbegäran.docx
@@ -593,7 +593,7 @@
     <w:r>
       <w:tab/>
       <w:tab/>
-      <w:t>2025-09-23</w:t>
+      <w:t>2025-09-24</w:t>
       <w:br/>
       <w:br/>
     </w:r>

--- a/tillsyn/A 43878-2025 tillsynsbegäran.docx
+++ b/tillsyn/A 43878-2025 tillsynsbegäran.docx
@@ -593,7 +593,7 @@
     <w:r>
       <w:tab/>
       <w:tab/>
-      <w:t>2025-09-24</w:t>
+      <w:t>2025-09-25</w:t>
       <w:br/>
       <w:br/>
     </w:r>
